--- a/public/templates/office/Phase5_장애발생보고서_Incident_Report.docx
+++ b/public/templates/office/Phase5_장애발생보고서_Incident_Report.docx
@@ -3,102 +3,101 @@
 <w:document xmlns:wpc="http://schemas.microsoft.com/office/word/2010/wordprocessingCanvas" xmlns:mo="http://schemas.microsoft.com/office/mac/office/2008/main" xmlns:mc="http://schemas.openxmlformats.org/markup-compatibility/2006" xmlns:mv="urn:schemas-microsoft-com:mac:vml" xmlns:o="urn:schemas-microsoft-com:office:office" xmlns:r="http://schemas.openxmlformats.org/officeDocument/2006/relationships" xmlns:m="http://schemas.openxmlformats.org/officeDocument/2006/math" xmlns:v="urn:schemas-microsoft-com:vml" xmlns:wp14="http://schemas.microsoft.com/office/word/2010/wordprocessingDrawing" xmlns:wp="http://schemas.openxmlformats.org/drawingml/2006/wordprocessingDrawing" xmlns:w10="urn:schemas-microsoft-com:office:word" xmlns:w="http://schemas.openxmlformats.org/wordprocessingml/2006/main" xmlns:w14="http://schemas.microsoft.com/office/word/2010/wordml" xmlns:wpg="http://schemas.microsoft.com/office/word/2010/wordprocessingGroup" xmlns:wpi="http://schemas.microsoft.com/office/word/2010/wordprocessingInk" xmlns:wne="http://schemas.microsoft.com/office/word/2006/wordml" xmlns:wps="http://schemas.microsoft.com/office/word/2010/wordprocessingShape" mc:Ignorable="w14 wp14">
   <w:body>
     <w:p>
-      <w:pPr>
-        <w:jc w:val="center"/>
-      </w:pPr>
       <w:r>
         <w:rPr>
-          <w:rFonts w:ascii="Malgun Gothic" w:hAnsi="Malgun Gothic"/>
+          <w:rFonts w:ascii="맑은 고딕" w:hAnsi="맑은 고딕" w:eastAsia="맑은 고딕"/>
           <w:b/>
-          <w:color w:val="1E293B"/>
+          <w:color w:val="2563EB"/>
+          <w:sz w:val="17"/>
+        </w:rPr>
+        <w:t>[엠파시 엔터프라이즈 표준 사업관리 서식] 문서번호: EMP-DOC-P5-08 | 사업명: 한빛글로벌 SyncGuard AI 시스템 구축</w:t>
+      </w:r>
+    </w:p>
+    <w:p>
+      <w:r>
+        <w:rPr>
+          <w:rFonts w:ascii="맑은 고딕" w:hAnsi="맑은 고딕" w:eastAsia="맑은 고딕"/>
+          <w:b/>
+          <w:color w:val="0F172A"/>
           <w:sz w:val="36"/>
         </w:rPr>
         <w:t>시스템 장애 발생 보고서 (Incident Report &amp; Post-Mortem)</w:t>
       </w:r>
     </w:p>
     <w:p>
-      <w:pPr>
-        <w:jc w:val="center"/>
-      </w:pPr>
       <w:r>
         <w:rPr>
-          <w:rFonts w:ascii="Malgun Gothic" w:hAnsi="Malgun Gothic"/>
-          <w:color w:val="64748B"/>
+          <w:rFonts w:ascii="맑은 고딕" w:hAnsi="맑은 고딕" w:eastAsia="맑은 고딕"/>
+          <w:b w:val="0"/>
+          <w:color w:val="475569"/>
           <w:sz w:val="21"/>
         </w:rPr>
-        <w:t>장애 발생 경위, 근본 원인 분석(5-Whys) 및 재발 방지 종합 대책</w:t>
-      </w:r>
-    </w:p>
-    <w:p/>
-    <w:p>
-      <w:pPr>
-        <w:spacing w:before="160" w:after="80"/>
-      </w:pPr>
-      <w:r>
-        <w:rPr>
-          <w:rFonts w:ascii="Malgun Gothic" w:hAnsi="Malgun Gothic"/>
-          <w:b/>
-          <w:color w:val="2563EB"/>
-          <w:sz w:val="26"/>
-        </w:rPr>
-        <w:t>1. 장애 발생 개요</w:t>
+        <w:t>시범운영 기간 중 발생한 대용량 멀티모달 PDF 동시 업로드 지연(P2) 원인 분석(5-Whys) 및 재발방지 대책</w:t>
       </w:r>
     </w:p>
     <w:tbl>
       <w:tblPr>
+        <w:tblStyle w:val="TableGrid"/>
         <w:tblW w:type="auto" w:w="0"/>
         <w:jc w:val="center"/>
-        <w:tblLayout w:type="autofit"/>
         <w:tblLook w:firstColumn="1" w:firstRow="1" w:lastColumn="0" w:lastRow="0" w:noHBand="0" w:noVBand="1" w:val="04A0"/>
       </w:tblPr>
       <w:tblGrid>
-        <w:gridCol w:w="4680"/>
-        <w:gridCol w:w="4680"/>
+        <w:gridCol w:w="4896"/>
+        <w:gridCol w:w="4896"/>
       </w:tblGrid>
       <w:tr>
         <w:tc>
           <w:tcPr>
-            <w:tcW w:type="dxa" w:w="4680"/>
+            <w:tcW w:type="dxa" w:w="4896"/>
+            <w:shd w:fill="1B365D"/>
             <w:tcMar>
-              <w:top w:w="100" w:type="dxa"/>
-              <w:bottom w:w="100" w:type="dxa"/>
-              <w:left w:w="130" w:type="dxa"/>
-              <w:right w:w="130" w:type="dxa"/>
+              <w:top w:w="110" w:type="dxa"/>
+              <w:bottom w:w="110" w:type="dxa"/>
+              <w:left w:w="140" w:type="dxa"/>
+              <w:right w:w="140" w:type="dxa"/>
             </w:tcMar>
-            <w:shd w:fill="1E293B"/>
           </w:tcPr>
           <w:p>
+            <w:pPr>
+              <w:jc w:val="center"/>
+            </w:pPr>
+            <w:r/>
             <w:r>
               <w:rPr>
-                <w:rFonts w:ascii="Malgun Gothic" w:hAnsi="Malgun Gothic"/>
+                <w:rFonts w:ascii="맑은 고딕" w:hAnsi="맑은 고딕" w:eastAsia="맑은 고딕"/>
                 <w:b/>
                 <w:color w:val="FFFFFF"/>
-                <w:sz w:val="18"/>
+                <w:sz w:val="19"/>
               </w:rPr>
-              <w:t>항목</w:t>
+              <w:t>구분</w:t>
             </w:r>
           </w:p>
         </w:tc>
         <w:tc>
           <w:tcPr>
-            <w:tcW w:type="dxa" w:w="4680"/>
+            <w:tcW w:type="dxa" w:w="4896"/>
+            <w:shd w:fill="1B365D"/>
             <w:tcMar>
-              <w:top w:w="100" w:type="dxa"/>
-              <w:bottom w:w="100" w:type="dxa"/>
-              <w:left w:w="130" w:type="dxa"/>
-              <w:right w:w="130" w:type="dxa"/>
+              <w:top w:w="110" w:type="dxa"/>
+              <w:bottom w:w="110" w:type="dxa"/>
+              <w:left w:w="140" w:type="dxa"/>
+              <w:right w:w="140" w:type="dxa"/>
             </w:tcMar>
-            <w:shd w:fill="1E293B"/>
           </w:tcPr>
           <w:p>
+            <w:pPr>
+              <w:jc w:val="center"/>
+            </w:pPr>
+            <w:r/>
             <w:r>
               <w:rPr>
-                <w:rFonts w:ascii="Malgun Gothic" w:hAnsi="Malgun Gothic"/>
+                <w:rFonts w:ascii="맑은 고딕" w:hAnsi="맑은 고딕" w:eastAsia="맑은 고딕"/>
                 <w:b/>
                 <w:color w:val="FFFFFF"/>
-                <w:sz w:val="18"/>
+                <w:sz w:val="19"/>
               </w:rPr>
-              <w:t>내용</w:t>
+              <w:t>상세 내용</w:t>
             </w:r>
           </w:p>
         </w:tc>
@@ -106,21 +105,23 @@
       <w:tr>
         <w:tc>
           <w:tcPr>
-            <w:tcW w:type="dxa" w:w="4680"/>
+            <w:tcW w:type="dxa" w:w="4896"/>
+            <w:shd w:fill="EFF6FF"/>
             <w:tcMar>
-              <w:top w:w="100" w:type="dxa"/>
-              <w:bottom w:w="100" w:type="dxa"/>
-              <w:left w:w="130" w:type="dxa"/>
-              <w:right w:w="130" w:type="dxa"/>
+              <w:top w:w="90" w:type="dxa"/>
+              <w:bottom w:w="90" w:type="dxa"/>
+              <w:left w:w="140" w:type="dxa"/>
+              <w:right w:w="140" w:type="dxa"/>
             </w:tcMar>
-            <w:shd w:fill="F8FAFC"/>
           </w:tcPr>
           <w:p>
+            <w:r/>
             <w:r>
               <w:rPr>
-                <w:rFonts w:ascii="Malgun Gothic" w:hAnsi="Malgun Gothic"/>
-                <w:color w:val="334155"/>
-                <w:sz w:val="18"/>
+                <w:rFonts w:ascii="맑은 고딕" w:hAnsi="맑은 고딕" w:eastAsia="맑은 고딕"/>
+                <w:b/>
+                <w:color w:val="1E293B"/>
+                <w:sz w:val="19"/>
               </w:rPr>
               <w:t>장애 관리 번호</w:t>
             </w:r>
@@ -128,23 +129,25 @@
         </w:tc>
         <w:tc>
           <w:tcPr>
-            <w:tcW w:type="dxa" w:w="4680"/>
+            <w:tcW w:type="dxa" w:w="4896"/>
+            <w:shd w:fill="FFFFFF"/>
             <w:tcMar>
-              <w:top w:w="100" w:type="dxa"/>
-              <w:bottom w:w="100" w:type="dxa"/>
-              <w:left w:w="130" w:type="dxa"/>
-              <w:right w:w="130" w:type="dxa"/>
+              <w:top w:w="90" w:type="dxa"/>
+              <w:bottom w:w="90" w:type="dxa"/>
+              <w:left w:w="140" w:type="dxa"/>
+              <w:right w:w="140" w:type="dxa"/>
             </w:tcMar>
-            <w:shd w:fill="F8FAFC"/>
           </w:tcPr>
           <w:p>
+            <w:r/>
             <w:r>
               <w:rPr>
-                <w:rFonts w:ascii="Malgun Gothic" w:hAnsi="Malgun Gothic"/>
-                <w:color w:val="334155"/>
-                <w:sz w:val="18"/>
+                <w:rFonts w:ascii="맑은 고딕" w:hAnsi="맑은 고딕" w:eastAsia="맑은 고딕"/>
+                <w:b w:val="0"/>
+                <w:color w:val="1E293B"/>
+                <w:sz w:val="19"/>
               </w:rPr>
-              <w:t>INC-2026-004</w:t>
+              <w:t>INC-2026-1019-01 (시범운영 기간 중 모의 부하 피크 상황 발생 건)</w:t>
             </w:r>
           </w:p>
         </w:tc>
@@ -152,21 +155,23 @@
       <w:tr>
         <w:tc>
           <w:tcPr>
-            <w:tcW w:type="dxa" w:w="4680"/>
+            <w:tcW w:type="dxa" w:w="4896"/>
+            <w:shd w:fill="EFF6FF"/>
             <w:tcMar>
-              <w:top w:w="100" w:type="dxa"/>
-              <w:bottom w:w="100" w:type="dxa"/>
-              <w:left w:w="130" w:type="dxa"/>
-              <w:right w:w="130" w:type="dxa"/>
+              <w:top w:w="90" w:type="dxa"/>
+              <w:bottom w:w="90" w:type="dxa"/>
+              <w:left w:w="140" w:type="dxa"/>
+              <w:right w:w="140" w:type="dxa"/>
             </w:tcMar>
-            <w:shd w:fill="FFFFFF"/>
           </w:tcPr>
           <w:p>
+            <w:r/>
             <w:r>
               <w:rPr>
-                <w:rFonts w:ascii="Malgun Gothic" w:hAnsi="Malgun Gothic"/>
-                <w:color w:val="334155"/>
-                <w:sz w:val="18"/>
+                <w:rFonts w:ascii="맑은 고딕" w:hAnsi="맑은 고딕" w:eastAsia="맑은 고딕"/>
+                <w:b/>
+                <w:color w:val="1E293B"/>
+                <w:sz w:val="19"/>
               </w:rPr>
               <w:t>장애 등급</w:t>
             </w:r>
@@ -174,23 +179,25 @@
         </w:tc>
         <w:tc>
           <w:tcPr>
-            <w:tcW w:type="dxa" w:w="4680"/>
+            <w:tcW w:type="dxa" w:w="4896"/>
+            <w:shd w:fill="F8FAFC"/>
             <w:tcMar>
-              <w:top w:w="100" w:type="dxa"/>
-              <w:bottom w:w="100" w:type="dxa"/>
-              <w:left w:w="130" w:type="dxa"/>
-              <w:right w:w="130" w:type="dxa"/>
+              <w:top w:w="90" w:type="dxa"/>
+              <w:bottom w:w="90" w:type="dxa"/>
+              <w:left w:w="140" w:type="dxa"/>
+              <w:right w:w="140" w:type="dxa"/>
             </w:tcMar>
-            <w:shd w:fill="FFFFFF"/>
           </w:tcPr>
           <w:p>
+            <w:r/>
             <w:r>
               <w:rPr>
-                <w:rFonts w:ascii="Malgun Gothic" w:hAnsi="Malgun Gothic"/>
-                <w:color w:val="334155"/>
-                <w:sz w:val="18"/>
+                <w:rFonts w:ascii="맑은 고딕" w:hAnsi="맑은 고딕" w:eastAsia="맑은 고딕"/>
+                <w:b w:val="0"/>
+                <w:color w:val="1E293B"/>
+                <w:sz w:val="19"/>
               </w:rPr>
-              <w:t>[  ] P1 (긴급)  /  [  ] P2 (중요)  /  [  ] P3 (보통)</w:t>
+              <w:t>[ ] P1 (전면중단)  [✓] P2 (주요성능저하)  [ ] P3 (경미)</w:t>
             </w:r>
           </w:p>
         </w:tc>
@@ -198,45 +205,49 @@
       <w:tr>
         <w:tc>
           <w:tcPr>
-            <w:tcW w:type="dxa" w:w="4680"/>
+            <w:tcW w:type="dxa" w:w="4896"/>
+            <w:shd w:fill="EFF6FF"/>
             <w:tcMar>
-              <w:top w:w="100" w:type="dxa"/>
-              <w:bottom w:w="100" w:type="dxa"/>
-              <w:left w:w="130" w:type="dxa"/>
-              <w:right w:w="130" w:type="dxa"/>
+              <w:top w:w="90" w:type="dxa"/>
+              <w:bottom w:w="90" w:type="dxa"/>
+              <w:left w:w="140" w:type="dxa"/>
+              <w:right w:w="140" w:type="dxa"/>
             </w:tcMar>
-            <w:shd w:fill="F8FAFC"/>
           </w:tcPr>
           <w:p>
+            <w:r/>
             <w:r>
               <w:rPr>
-                <w:rFonts w:ascii="Malgun Gothic" w:hAnsi="Malgun Gothic"/>
-                <w:color w:val="334155"/>
-                <w:sz w:val="18"/>
+                <w:rFonts w:ascii="맑은 고딕" w:hAnsi="맑은 고딕" w:eastAsia="맑은 고딕"/>
+                <w:b/>
+                <w:color w:val="1E293B"/>
+                <w:sz w:val="19"/>
               </w:rPr>
-              <w:t>발생 일시</w:t>
+              <w:t>발생 및 복구 일시</w:t>
             </w:r>
           </w:p>
         </w:tc>
         <w:tc>
           <w:tcPr>
-            <w:tcW w:type="dxa" w:w="4680"/>
+            <w:tcW w:type="dxa" w:w="4896"/>
+            <w:shd w:fill="FFFFFF"/>
             <w:tcMar>
-              <w:top w:w="100" w:type="dxa"/>
-              <w:bottom w:w="100" w:type="dxa"/>
-              <w:left w:w="130" w:type="dxa"/>
-              <w:right w:w="130" w:type="dxa"/>
+              <w:top w:w="90" w:type="dxa"/>
+              <w:bottom w:w="90" w:type="dxa"/>
+              <w:left w:w="140" w:type="dxa"/>
+              <w:right w:w="140" w:type="dxa"/>
             </w:tcMar>
-            <w:shd w:fill="F8FAFC"/>
           </w:tcPr>
           <w:p>
+            <w:r/>
             <w:r>
               <w:rPr>
-                <w:rFonts w:ascii="Malgun Gothic" w:hAnsi="Malgun Gothic"/>
-                <w:color w:val="334155"/>
-                <w:sz w:val="18"/>
+                <w:rFonts w:ascii="맑은 고딕" w:hAnsi="맑은 고딕" w:eastAsia="맑은 고딕"/>
+                <w:b w:val="0"/>
+                <w:color w:val="1E293B"/>
+                <w:sz w:val="19"/>
               </w:rPr>
-              <w:t>202 년  월  일 14:20</w:t>
+              <w:t>2026년 10월 19일 14:10 발생 ~ 14:38 정상 복구 (총 지속 시간: 28분)</w:t>
             </w:r>
           </w:p>
         </w:tc>
@@ -244,45 +255,157 @@
       <w:tr>
         <w:tc>
           <w:tcPr>
-            <w:tcW w:type="dxa" w:w="4680"/>
+            <w:tcW w:type="dxa" w:w="4896"/>
+            <w:shd w:fill="EFF6FF"/>
             <w:tcMar>
-              <w:top w:w="100" w:type="dxa"/>
-              <w:bottom w:w="100" w:type="dxa"/>
-              <w:left w:w="130" w:type="dxa"/>
-              <w:right w:w="130" w:type="dxa"/>
+              <w:top w:w="90" w:type="dxa"/>
+              <w:bottom w:w="90" w:type="dxa"/>
+              <w:left w:w="140" w:type="dxa"/>
+              <w:right w:w="140" w:type="dxa"/>
             </w:tcMar>
-            <w:shd w:fill="FFFFFF"/>
           </w:tcPr>
           <w:p>
+            <w:r/>
             <w:r>
               <w:rPr>
-                <w:rFonts w:ascii="Malgun Gothic" w:hAnsi="Malgun Gothic"/>
-                <w:color w:val="334155"/>
-                <w:sz w:val="18"/>
+                <w:rFonts w:ascii="맑은 고딕" w:hAnsi="맑은 고딕" w:eastAsia="맑은 고딕"/>
+                <w:b/>
+                <w:color w:val="1E293B"/>
+                <w:sz w:val="19"/>
               </w:rPr>
-              <w:t>복구 일시</w:t>
+              <w:t>영향 범위</w:t>
             </w:r>
           </w:p>
         </w:tc>
         <w:tc>
           <w:tcPr>
-            <w:tcW w:type="dxa" w:w="4680"/>
+            <w:tcW w:type="dxa" w:w="4896"/>
+            <w:shd w:fill="F8FAFC"/>
             <w:tcMar>
-              <w:top w:w="100" w:type="dxa"/>
-              <w:bottom w:w="100" w:type="dxa"/>
-              <w:left w:w="130" w:type="dxa"/>
-              <w:right w:w="130" w:type="dxa"/>
+              <w:top w:w="90" w:type="dxa"/>
+              <w:bottom w:w="90" w:type="dxa"/>
+              <w:left w:w="140" w:type="dxa"/>
+              <w:right w:w="140" w:type="dxa"/>
             </w:tcMar>
-            <w:shd w:fill="FFFFFF"/>
           </w:tcPr>
           <w:p>
+            <w:r/>
             <w:r>
               <w:rPr>
-                <w:rFonts w:ascii="Malgun Gothic" w:hAnsi="Malgun Gothic"/>
-                <w:color w:val="334155"/>
-                <w:sz w:val="18"/>
+                <w:rFonts w:ascii="맑은 고딕" w:hAnsi="맑은 고딕" w:eastAsia="맑은 고딕"/>
+                <w:b w:val="0"/>
+                <w:color w:val="1E293B"/>
+                <w:sz w:val="19"/>
               </w:rPr>
-              <w:t>202 년  월  일 15:05 (총 장애 시간: 45분)</w:t>
+              <w:t>럭셔리마케팅팀 대용량 브로슈어 PDF(80MB, 60페이지) 15건 동시 심의 요청 시 대기열 지연 발생 (데이터 유실 0건)</w:t>
+            </w:r>
+          </w:p>
+        </w:tc>
+      </w:tr>
+    </w:tbl>
+    <w:p/>
+    <w:p>
+      <w:r>
+        <w:rPr>
+          <w:rFonts w:ascii="맑은 고딕" w:hAnsi="맑은 고딕" w:eastAsia="맑은 고딕"/>
+          <w:b/>
+          <w:color w:val="1B365D"/>
+          <w:sz w:val="25"/>
+        </w:rPr>
+        <w:t>1. 장애 발생 타임라인 및 긴급 조치 경과</w:t>
+      </w:r>
+    </w:p>
+    <w:tbl>
+      <w:tblPr>
+        <w:tblStyle w:val="TableGrid"/>
+        <w:tblW w:type="auto" w:w="0"/>
+        <w:jc w:val="center"/>
+        <w:tblLook w:firstColumn="1" w:firstRow="1" w:lastColumn="0" w:lastRow="0" w:noHBand="0" w:noVBand="1" w:val="04A0"/>
+      </w:tblPr>
+      <w:tblGrid>
+        <w:gridCol w:w="3264"/>
+        <w:gridCol w:w="3264"/>
+        <w:gridCol w:w="3264"/>
+      </w:tblGrid>
+      <w:tr>
+        <w:tc>
+          <w:tcPr>
+            <w:tcW w:type="dxa" w:w="3264"/>
+            <w:shd w:fill="1B365D"/>
+            <w:tcMar>
+              <w:top w:w="110" w:type="dxa"/>
+              <w:bottom w:w="110" w:type="dxa"/>
+              <w:left w:w="140" w:type="dxa"/>
+              <w:right w:w="140" w:type="dxa"/>
+            </w:tcMar>
+          </w:tcPr>
+          <w:p>
+            <w:pPr>
+              <w:jc w:val="center"/>
+            </w:pPr>
+            <w:r/>
+            <w:r>
+              <w:rPr>
+                <w:rFonts w:ascii="맑은 고딕" w:hAnsi="맑은 고딕" w:eastAsia="맑은 고딕"/>
+                <w:b/>
+                <w:color w:val="FFFFFF"/>
+                <w:sz w:val="19"/>
+              </w:rPr>
+              <w:t>시각</w:t>
+            </w:r>
+          </w:p>
+        </w:tc>
+        <w:tc>
+          <w:tcPr>
+            <w:tcW w:type="dxa" w:w="3264"/>
+            <w:shd w:fill="1B365D"/>
+            <w:tcMar>
+              <w:top w:w="110" w:type="dxa"/>
+              <w:bottom w:w="110" w:type="dxa"/>
+              <w:left w:w="140" w:type="dxa"/>
+              <w:right w:w="140" w:type="dxa"/>
+            </w:tcMar>
+          </w:tcPr>
+          <w:p>
+            <w:pPr>
+              <w:jc w:val="center"/>
+            </w:pPr>
+            <w:r/>
+            <w:r>
+              <w:rPr>
+                <w:rFonts w:ascii="맑은 고딕" w:hAnsi="맑은 고딕" w:eastAsia="맑은 고딕"/>
+                <w:b/>
+                <w:color w:val="FFFFFF"/>
+                <w:sz w:val="19"/>
+              </w:rPr>
+              <w:t>경과 및 조치 내역</w:t>
+            </w:r>
+          </w:p>
+        </w:tc>
+        <w:tc>
+          <w:tcPr>
+            <w:tcW w:type="dxa" w:w="3264"/>
+            <w:shd w:fill="1B365D"/>
+            <w:tcMar>
+              <w:top w:w="110" w:type="dxa"/>
+              <w:bottom w:w="110" w:type="dxa"/>
+              <w:left w:w="140" w:type="dxa"/>
+              <w:right w:w="140" w:type="dxa"/>
+            </w:tcMar>
+          </w:tcPr>
+          <w:p>
+            <w:pPr>
+              <w:jc w:val="center"/>
+            </w:pPr>
+            <w:r/>
+            <w:r>
+              <w:rPr>
+                <w:rFonts w:ascii="맑은 고딕" w:hAnsi="맑은 고딕" w:eastAsia="맑은 고딕"/>
+                <w:b/>
+                <w:color w:val="FFFFFF"/>
+                <w:sz w:val="19"/>
+              </w:rPr>
+              <w:t>담당자</w:t>
             </w:r>
           </w:p>
         </w:tc>
@@ -290,45 +413,295 @@
       <w:tr>
         <w:tc>
           <w:tcPr>
-            <w:tcW w:type="dxa" w:w="4680"/>
+            <w:tcW w:type="dxa" w:w="3264"/>
+            <w:shd w:fill="FFFFFF"/>
             <w:tcMar>
-              <w:top w:w="100" w:type="dxa"/>
-              <w:bottom w:w="100" w:type="dxa"/>
-              <w:left w:w="130" w:type="dxa"/>
-              <w:right w:w="130" w:type="dxa"/>
+              <w:top w:w="90" w:type="dxa"/>
+              <w:bottom w:w="90" w:type="dxa"/>
+              <w:left w:w="140" w:type="dxa"/>
+              <w:right w:w="140" w:type="dxa"/>
             </w:tcMar>
-            <w:shd w:fill="F8FAFC"/>
           </w:tcPr>
           <w:p>
+            <w:r/>
             <w:r>
               <w:rPr>
-                <w:rFonts w:ascii="Malgun Gothic" w:hAnsi="Malgun Gothic"/>
-                <w:color w:val="334155"/>
-                <w:sz w:val="18"/>
+                <w:rFonts w:ascii="맑은 고딕" w:hAnsi="맑은 고딕" w:eastAsia="맑은 고딕"/>
+                <w:b w:val="0"/>
+                <w:color w:val="1E293B"/>
+                <w:sz w:val="19"/>
               </w:rPr>
-              <w:t>영향 범위</w:t>
+              <w:t>14:10</w:t>
             </w:r>
           </w:p>
         </w:tc>
         <w:tc>
           <w:tcPr>
-            <w:tcW w:type="dxa" w:w="4680"/>
+            <w:tcW w:type="dxa" w:w="3264"/>
+            <w:shd w:fill="FFFFFF"/>
             <w:tcMar>
-              <w:top w:w="100" w:type="dxa"/>
-              <w:bottom w:w="100" w:type="dxa"/>
-              <w:left w:w="130" w:type="dxa"/>
-              <w:right w:w="130" w:type="dxa"/>
+              <w:top w:w="90" w:type="dxa"/>
+              <w:bottom w:w="90" w:type="dxa"/>
+              <w:left w:w="140" w:type="dxa"/>
+              <w:right w:w="140" w:type="dxa"/>
             </w:tcMar>
-            <w:shd w:fill="F8FAFC"/>
           </w:tcPr>
           <w:p>
+            <w:r/>
             <w:r>
               <w:rPr>
-                <w:rFonts w:ascii="Malgun Gothic" w:hAnsi="Malgun Gothic"/>
-                <w:color w:val="334155"/>
-                <w:sz w:val="18"/>
+                <w:rFonts w:ascii="맑은 고딕" w:hAnsi="맑은 고딕" w:eastAsia="맑은 고딕"/>
+                <w:b w:val="0"/>
+                <w:color w:val="1E293B"/>
+                <w:sz w:val="19"/>
               </w:rPr>
-              <w:t>모바일 웹 사용자 결제 모듈 호출 불가 (총 결제 실패 12건)</w:t>
+              <w:t>CloudWatch 알람 발생: syncguard-ai-worker 파드 메모리 사용률 88% 돌파 및 평균 심의 응답시간 28초로 상승</w:t>
+            </w:r>
+          </w:p>
+        </w:tc>
+        <w:tc>
+          <w:tcPr>
+            <w:tcW w:type="dxa" w:w="3264"/>
+            <w:shd w:fill="FFFFFF"/>
+            <w:tcMar>
+              <w:top w:w="90" w:type="dxa"/>
+              <w:bottom w:w="90" w:type="dxa"/>
+              <w:left w:w="140" w:type="dxa"/>
+              <w:right w:w="140" w:type="dxa"/>
+            </w:tcMar>
+          </w:tcPr>
+          <w:p>
+            <w:r/>
+            <w:r>
+              <w:rPr>
+                <w:rFonts w:ascii="맑은 고딕" w:hAnsi="맑은 고딕" w:eastAsia="맑은 고딕"/>
+                <w:b w:val="0"/>
+                <w:color w:val="1E293B"/>
+                <w:sz w:val="19"/>
+              </w:rPr>
+              <w:t>자동 모니터링</w:t>
+            </w:r>
+          </w:p>
+        </w:tc>
+      </w:tr>
+      <w:tr>
+        <w:tc>
+          <w:tcPr>
+            <w:tcW w:type="dxa" w:w="3264"/>
+            <w:shd w:fill="F8FAFC"/>
+            <w:tcMar>
+              <w:top w:w="90" w:type="dxa"/>
+              <w:bottom w:w="90" w:type="dxa"/>
+              <w:left w:w="140" w:type="dxa"/>
+              <w:right w:w="140" w:type="dxa"/>
+            </w:tcMar>
+          </w:tcPr>
+          <w:p>
+            <w:r/>
+            <w:r>
+              <w:rPr>
+                <w:rFonts w:ascii="맑은 고딕" w:hAnsi="맑은 고딕" w:eastAsia="맑은 고딕"/>
+                <w:b w:val="0"/>
+                <w:color w:val="1E293B"/>
+                <w:sz w:val="19"/>
+              </w:rPr>
+              <w:t>14:14</w:t>
+            </w:r>
+          </w:p>
+        </w:tc>
+        <w:tc>
+          <w:tcPr>
+            <w:tcW w:type="dxa" w:w="3264"/>
+            <w:shd w:fill="F8FAFC"/>
+            <w:tcMar>
+              <w:top w:w="90" w:type="dxa"/>
+              <w:bottom w:w="90" w:type="dxa"/>
+              <w:left w:w="140" w:type="dxa"/>
+              <w:right w:w="140" w:type="dxa"/>
+            </w:tcMar>
+          </w:tcPr>
+          <w:p>
+            <w:r/>
+            <w:r>
+              <w:rPr>
+                <w:rFonts w:ascii="맑은 고딕" w:hAnsi="맑은 고딕" w:eastAsia="맑은 고딕"/>
+                <w:b w:val="0"/>
+                <w:color w:val="1E293B"/>
+                <w:sz w:val="19"/>
+              </w:rPr>
+              <w:t>현장 대응반 즉각 확인: 60페이지 이상 고해상도 스캔 PDF 15건이 단일 워커 큐에 동시 인입됨을 식별</w:t>
+            </w:r>
+          </w:p>
+        </w:tc>
+        <w:tc>
+          <w:tcPr>
+            <w:tcW w:type="dxa" w:w="3264"/>
+            <w:shd w:fill="F8FAFC"/>
+            <w:tcMar>
+              <w:top w:w="90" w:type="dxa"/>
+              <w:bottom w:w="90" w:type="dxa"/>
+              <w:left w:w="140" w:type="dxa"/>
+              <w:right w:w="140" w:type="dxa"/>
+            </w:tcMar>
+          </w:tcPr>
+          <w:p>
+            <w:r/>
+            <w:r>
+              <w:rPr>
+                <w:rFonts w:ascii="맑은 고딕" w:hAnsi="맑은 고딕" w:eastAsia="맑은 고딕"/>
+                <w:b w:val="0"/>
+                <w:color w:val="1E293B"/>
+                <w:sz w:val="19"/>
+              </w:rPr>
+              <w:t>김태호 책임</w:t>
+            </w:r>
+          </w:p>
+        </w:tc>
+      </w:tr>
+      <w:tr>
+        <w:tc>
+          <w:tcPr>
+            <w:tcW w:type="dxa" w:w="3264"/>
+            <w:shd w:fill="FFFFFF"/>
+            <w:tcMar>
+              <w:top w:w="90" w:type="dxa"/>
+              <w:bottom w:w="90" w:type="dxa"/>
+              <w:left w:w="140" w:type="dxa"/>
+              <w:right w:w="140" w:type="dxa"/>
+            </w:tcMar>
+          </w:tcPr>
+          <w:p>
+            <w:r/>
+            <w:r>
+              <w:rPr>
+                <w:rFonts w:ascii="맑은 고딕" w:hAnsi="맑은 고딕" w:eastAsia="맑은 고딕"/>
+                <w:b w:val="0"/>
+                <w:color w:val="1E293B"/>
+                <w:sz w:val="19"/>
+              </w:rPr>
+              <w:t>14:22</w:t>
+            </w:r>
+          </w:p>
+        </w:tc>
+        <w:tc>
+          <w:tcPr>
+            <w:tcW w:type="dxa" w:w="3264"/>
+            <w:shd w:fill="FFFFFF"/>
+            <w:tcMar>
+              <w:top w:w="90" w:type="dxa"/>
+              <w:bottom w:w="90" w:type="dxa"/>
+              <w:left w:w="140" w:type="dxa"/>
+              <w:right w:w="140" w:type="dxa"/>
+            </w:tcMar>
+          </w:tcPr>
+          <w:p>
+            <w:r/>
+            <w:r>
+              <w:rPr>
+                <w:rFonts w:ascii="맑은 고딕" w:hAnsi="맑은 고딕" w:eastAsia="맑은 고딕"/>
+                <w:b w:val="0"/>
+                <w:color w:val="1E293B"/>
+                <w:sz w:val="19"/>
+              </w:rPr>
+              <w:t>긴급 우회 조치: EKS HPA(Horizontal Pod Autoscaler) 워커 파드 즉시 2개 → 6개로 스케일 아웃 조치</w:t>
+            </w:r>
+          </w:p>
+        </w:tc>
+        <w:tc>
+          <w:tcPr>
+            <w:tcW w:type="dxa" w:w="3264"/>
+            <w:shd w:fill="FFFFFF"/>
+            <w:tcMar>
+              <w:top w:w="90" w:type="dxa"/>
+              <w:bottom w:w="90" w:type="dxa"/>
+              <w:left w:w="140" w:type="dxa"/>
+              <w:right w:w="140" w:type="dxa"/>
+            </w:tcMar>
+          </w:tcPr>
+          <w:p>
+            <w:r/>
+            <w:r>
+              <w:rPr>
+                <w:rFonts w:ascii="맑은 고딕" w:hAnsi="맑은 고딕" w:eastAsia="맑은 고딕"/>
+                <w:b w:val="0"/>
+                <w:color w:val="1E293B"/>
+                <w:sz w:val="19"/>
+              </w:rPr>
+              <w:t>강동현 수석</w:t>
+            </w:r>
+          </w:p>
+        </w:tc>
+      </w:tr>
+      <w:tr>
+        <w:tc>
+          <w:tcPr>
+            <w:tcW w:type="dxa" w:w="3264"/>
+            <w:shd w:fill="F8FAFC"/>
+            <w:tcMar>
+              <w:top w:w="90" w:type="dxa"/>
+              <w:bottom w:w="90" w:type="dxa"/>
+              <w:left w:w="140" w:type="dxa"/>
+              <w:right w:w="140" w:type="dxa"/>
+            </w:tcMar>
+          </w:tcPr>
+          <w:p>
+            <w:r/>
+            <w:r>
+              <w:rPr>
+                <w:rFonts w:ascii="맑은 고딕" w:hAnsi="맑은 고딕" w:eastAsia="맑은 고딕"/>
+                <w:b w:val="0"/>
+                <w:color w:val="1E293B"/>
+                <w:sz w:val="19"/>
+              </w:rPr>
+              <w:t>14:38</w:t>
+            </w:r>
+          </w:p>
+        </w:tc>
+        <w:tc>
+          <w:tcPr>
+            <w:tcW w:type="dxa" w:w="3264"/>
+            <w:shd w:fill="F8FAFC"/>
+            <w:tcMar>
+              <w:top w:w="90" w:type="dxa"/>
+              <w:bottom w:w="90" w:type="dxa"/>
+              <w:left w:w="140" w:type="dxa"/>
+              <w:right w:w="140" w:type="dxa"/>
+            </w:tcMar>
+          </w:tcPr>
+          <w:p>
+            <w:r/>
+            <w:r>
+              <w:rPr>
+                <w:rFonts w:ascii="맑은 고딕" w:hAnsi="맑은 고딕" w:eastAsia="맑은 고딕"/>
+                <w:b w:val="0"/>
+                <w:color w:val="1E293B"/>
+                <w:sz w:val="19"/>
+              </w:rPr>
+              <w:t>큐 적체 15건 전량 심의 완료 및 평균 응답시간 7.2초로 정상화 확인, 현업 부서 정상화 공지</w:t>
+            </w:r>
+          </w:p>
+        </w:tc>
+        <w:tc>
+          <w:tcPr>
+            <w:tcW w:type="dxa" w:w="3264"/>
+            <w:shd w:fill="F8FAFC"/>
+            <w:tcMar>
+              <w:top w:w="90" w:type="dxa"/>
+              <w:bottom w:w="90" w:type="dxa"/>
+              <w:left w:w="140" w:type="dxa"/>
+              <w:right w:w="140" w:type="dxa"/>
+            </w:tcMar>
+          </w:tcPr>
+          <w:p>
+            <w:r/>
+            <w:r>
+              <w:rPr>
+                <w:rFonts w:ascii="맑은 고딕" w:hAnsi="맑은 고딕" w:eastAsia="맑은 고딕"/>
+                <w:b w:val="0"/>
+                <w:color w:val="1E293B"/>
+                <w:sz w:val="19"/>
+              </w:rPr>
+              <w:t>박진우 수석</w:t>
             </w:r>
           </w:p>
         </w:tc>
@@ -336,172 +709,188 @@
     </w:tbl>
     <w:p/>
     <w:p>
-      <w:pPr>
-        <w:spacing w:before="160" w:after="80"/>
-      </w:pPr>
       <w:r>
         <w:rPr>
-          <w:rFonts w:ascii="Malgun Gothic" w:hAnsi="Malgun Gothic"/>
+          <w:rFonts w:ascii="맑은 고딕" w:hAnsi="맑은 고딕" w:eastAsia="맑은 고딕"/>
           <w:b/>
-          <w:color w:val="2563EB"/>
-          <w:sz w:val="26"/>
+          <w:color w:val="1B365D"/>
+          <w:sz w:val="25"/>
         </w:rPr>
-        <w:t>2. 장애 발생 원인 및 타임라인</w:t>
+        <w:t>2. 근본 원인 분석 (5-Whys) 및 항구적 재발 방지 대책</w:t>
+      </w:r>
+    </w:p>
+    <w:p>
+      <w:r>
+        <w:rPr>
+          <w:rFonts w:ascii="맑은 고딕" w:hAnsi="맑은 고딕" w:eastAsia="맑은 고딕"/>
+          <w:b w:val="0"/>
+          <w:color w:val="1E293B"/>
+          <w:sz w:val="20"/>
+        </w:rPr>
+        <w:t>• Why 1: 왜 AI 심의 응답 시간이 28초로 지연되었는가? ➔ 워커 파드의 메모리 GC(가비지 컬렉션) 대기가 발생함.</w:t>
+      </w:r>
+    </w:p>
+    <w:p>
+      <w:r>
+        <w:rPr>
+          <w:rFonts w:ascii="맑은 고딕" w:hAnsi="맑은 고딕" w:eastAsia="맑은 고딕"/>
+          <w:b w:val="0"/>
+          <w:color w:val="1E293B"/>
+          <w:sz w:val="20"/>
+        </w:rPr>
+        <w:t>• Why 2: 왜 워커 파드 메모리가 급증했는가? ➔ 80MB PDF 전체 페이지를 한 번에 인메모리 이미지 배열로 렌더링함.</w:t>
+      </w:r>
+    </w:p>
+    <w:p>
+      <w:r>
+        <w:rPr>
+          <w:rFonts w:ascii="맑은 고딕" w:hAnsi="맑은 고딕" w:eastAsia="맑은 고딕"/>
+          <w:b w:val="0"/>
+          <w:color w:val="1E293B"/>
+          <w:sz w:val="20"/>
+        </w:rPr>
+        <w:t>• Why 3: 왜 페이지 분할 스트리밍이 작동하지 않았는가? ➔ 50페이지 초과 문서의 비동기 페이지 청크 분할 임계치가 미설정됨.</w:t>
+      </w:r>
+    </w:p>
+    <w:p>
+      <w:r>
+        <w:rPr>
+          <w:rFonts w:ascii="맑은 고딕" w:hAnsi="맑은 고딕" w:eastAsia="맑은 고딕"/>
+          <w:b w:val="0"/>
+          <w:color w:val="1E293B"/>
+          <w:sz w:val="20"/>
+        </w:rPr>
+        <w:t>• 항구적 조치 완료(2026.10.20): ① PDF 파서를 10페이지 단위 스트리밍 청크 방식으로 패치하여 메모리 피크 65% 절감, ② 대용량 파일 전용 저우선순위 큐(Bulk Queue)와 단건 실시간 큐(Fast-Track Queue)를 물리 분리하여 단건 심의 SLA(15초 이내)를 100% 보장함.</w:t>
       </w:r>
     </w:p>
     <w:p>
       <w:pPr>
-        <w:spacing w:line="312" w:lineRule="auto" w:after="60"/>
+        <w:jc w:val="right"/>
       </w:pPr>
       <w:r>
         <w:rPr>
-          <w:rFonts w:ascii="Malgun Gothic" w:hAnsi="Malgun Gothic"/>
-          <w:color w:val="334155"/>
-          <w:sz w:val="20"/>
+          <w:rFonts w:ascii="맑은 고딕" w:hAnsi="맑은 고딕" w:eastAsia="맑은 고딕"/>
+          <w:b/>
+          <w:color w:val="0F172A"/>
+          <w:sz w:val="21"/>
         </w:rPr>
-        <w:t>1. 타임라인: 14:20 트래픽 급증 ➔ 14:25 DB 커넥션 풀 고갈 ➔ 14:35 비상 온콜 소집 ➔ 14:50 인덱스 튜닝 및 커넥션 풀 증설 ➔ 15:05 정상 서비스 재개.</w:t>
+        <w:t>확정 및 서명일자: 2026년 10월 20일</w:t>
       </w:r>
     </w:p>
-    <w:p>
-      <w:pPr>
-        <w:spacing w:line="312" w:lineRule="auto" w:after="60"/>
-      </w:pPr>
-      <w:r>
-        <w:rPr>
-          <w:rFonts w:ascii="Malgun Gothic" w:hAnsi="Malgun Gothic"/>
-          <w:color w:val="334155"/>
-          <w:sz w:val="20"/>
-        </w:rPr>
-        <w:t>2. 근본 원인: 특정 주문 조회 쿼리가 전체 테이블 풀스캔을 유발하여 DB 커넥션을 점유함.</w:t>
-      </w:r>
-    </w:p>
-    <w:p>
-      <w:pPr>
-        <w:spacing w:before="160" w:after="80"/>
-      </w:pPr>
-      <w:r>
-        <w:rPr>
-          <w:rFonts w:ascii="Malgun Gothic" w:hAnsi="Malgun Gothic"/>
-          <w:b/>
-          <w:color w:val="2563EB"/>
-          <w:sz w:val="26"/>
-        </w:rPr>
-        <w:t>3. 재발 방지 대책 및 조치 계획</w:t>
-      </w:r>
-    </w:p>
-    <w:p>
-      <w:pPr>
-        <w:spacing w:line="312" w:lineRule="auto" w:after="60"/>
-      </w:pPr>
-      <w:r>
-        <w:rPr>
-          <w:rFonts w:ascii="Malgun Gothic" w:hAnsi="Malgun Gothic"/>
-          <w:color w:val="334155"/>
-          <w:sz w:val="20"/>
-        </w:rPr>
-        <w:t>1. 단기 조치: 슬로우 쿼리 식별 컬럼에 복합 B-Tree 인덱스 즉각 생성 및 HikariCP 최대 커넥션 풀 50% 증설 완료.</w:t>
-      </w:r>
-    </w:p>
-    <w:p>
-      <w:pPr>
-        <w:spacing w:line="312" w:lineRule="auto" w:after="60"/>
-      </w:pPr>
-      <w:r>
-        <w:rPr>
-          <w:rFonts w:ascii="Malgun Gothic" w:hAnsi="Malgun Gothic"/>
-          <w:color w:val="334155"/>
-          <w:sz w:val="20"/>
-        </w:rPr>
-        <w:t>2. 장기 대책: 쿼리 실행시간 1초 초과 시 APM 실시간 슬랙 경보 연동 및 Redis 시맨틱 캐시 적용.</w:t>
-      </w:r>
-    </w:p>
-    <w:p>
-      <w:pPr>
-        <w:jc w:val="center"/>
-      </w:pPr>
-      <w:r>
-        <w:rPr>
-          <w:rFonts w:ascii="Malgun Gothic" w:hAnsi="Malgun Gothic"/>
-          <w:b/>
-          <w:sz w:val="21"/>
-        </w:rPr>
-        <w:t>합의 및 확인일자: 202  년     월     일</w:t>
-      </w:r>
-    </w:p>
-    <w:p/>
     <w:tbl>
       <w:tblPr>
+        <w:tblStyle w:val="TableGrid"/>
         <w:tblW w:type="auto" w:w="0"/>
         <w:jc w:val="center"/>
         <w:tblLook w:firstColumn="1" w:firstRow="1" w:lastColumn="0" w:lastRow="0" w:noHBand="0" w:noVBand="1" w:val="04A0"/>
       </w:tblPr>
       <w:tblGrid>
-        <w:gridCol w:w="3120"/>
-        <w:gridCol w:w="3120"/>
-        <w:gridCol w:w="3120"/>
+        <w:gridCol w:w="2448"/>
+        <w:gridCol w:w="2448"/>
+        <w:gridCol w:w="2448"/>
+        <w:gridCol w:w="2448"/>
       </w:tblGrid>
       <w:tr>
         <w:tc>
           <w:tcPr>
-            <w:tcW w:type="dxa" w:w="3120"/>
-            <w:shd w:fill="334155"/>
+            <w:tcW w:type="dxa" w:w="2448"/>
+            <w:shd w:fill="1B365D"/>
             <w:tcMar>
-              <w:top w:w="90" w:type="dxa"/>
-              <w:bottom w:w="90" w:type="dxa"/>
-              <w:left w:w="110" w:type="dxa"/>
-              <w:right w:w="110" w:type="dxa"/>
+              <w:top w:w="110" w:type="dxa"/>
+              <w:bottom w:w="110" w:type="dxa"/>
+              <w:left w:w="140" w:type="dxa"/>
+              <w:right w:w="140" w:type="dxa"/>
             </w:tcMar>
           </w:tcPr>
           <w:p>
+            <w:pPr>
+              <w:jc w:val="center"/>
+            </w:pPr>
+            <w:r/>
             <w:r>
               <w:rPr>
-                <w:rFonts w:ascii="Malgun Gothic" w:hAnsi="Malgun Gothic"/>
+                <w:rFonts w:ascii="맑은 고딕" w:hAnsi="맑은 고딕" w:eastAsia="맑은 고딕"/>
                 <w:b/>
                 <w:color w:val="FFFFFF"/>
                 <w:sz w:val="19"/>
               </w:rPr>
-              <w:t>구 분</w:t>
+              <w:t>구분</w:t>
             </w:r>
           </w:p>
         </w:tc>
         <w:tc>
           <w:tcPr>
-            <w:tcW w:type="dxa" w:w="3120"/>
-            <w:shd w:fill="334155"/>
+            <w:tcW w:type="dxa" w:w="2448"/>
+            <w:shd w:fill="1B365D"/>
             <w:tcMar>
-              <w:top w:w="90" w:type="dxa"/>
-              <w:bottom w:w="90" w:type="dxa"/>
-              <w:left w:w="110" w:type="dxa"/>
-              <w:right w:w="110" w:type="dxa"/>
+              <w:top w:w="110" w:type="dxa"/>
+              <w:bottom w:w="110" w:type="dxa"/>
+              <w:left w:w="140" w:type="dxa"/>
+              <w:right w:w="140" w:type="dxa"/>
             </w:tcMar>
           </w:tcPr>
           <w:p>
+            <w:pPr>
+              <w:jc w:val="center"/>
+            </w:pPr>
+            <w:r/>
             <w:r>
               <w:rPr>
-                <w:rFonts w:ascii="Malgun Gothic" w:hAnsi="Malgun Gothic"/>
+                <w:rFonts w:ascii="맑은 고딕" w:hAnsi="맑은 고딕" w:eastAsia="맑은 고딕"/>
                 <w:b/>
                 <w:color w:val="FFFFFF"/>
                 <w:sz w:val="19"/>
               </w:rPr>
-              <w:t>소속 / 직급 / 성명</w:t>
+              <w:t>소속 기관 및 부서</w:t>
             </w:r>
           </w:p>
         </w:tc>
         <w:tc>
           <w:tcPr>
-            <w:tcW w:type="dxa" w:w="3120"/>
-            <w:shd w:fill="334155"/>
+            <w:tcW w:type="dxa" w:w="2448"/>
+            <w:shd w:fill="1B365D"/>
             <w:tcMar>
-              <w:top w:w="90" w:type="dxa"/>
-              <w:bottom w:w="90" w:type="dxa"/>
-              <w:left w:w="110" w:type="dxa"/>
-              <w:right w:w="110" w:type="dxa"/>
+              <w:top w:w="110" w:type="dxa"/>
+              <w:bottom w:w="110" w:type="dxa"/>
+              <w:left w:w="140" w:type="dxa"/>
+              <w:right w:w="140" w:type="dxa"/>
             </w:tcMar>
           </w:tcPr>
           <w:p>
+            <w:pPr>
+              <w:jc w:val="center"/>
+            </w:pPr>
+            <w:r/>
             <w:r>
               <w:rPr>
-                <w:rFonts w:ascii="Malgun Gothic" w:hAnsi="Malgun Gothic"/>
+                <w:rFonts w:ascii="맑은 고딕" w:hAnsi="맑은 고딕" w:eastAsia="맑은 고딕"/>
+                <w:b/>
+                <w:color w:val="FFFFFF"/>
+                <w:sz w:val="19"/>
+              </w:rPr>
+              <w:t>직급 / 성명</w:t>
+            </w:r>
+          </w:p>
+        </w:tc>
+        <w:tc>
+          <w:tcPr>
+            <w:tcW w:type="dxa" w:w="2448"/>
+            <w:shd w:fill="1B365D"/>
+            <w:tcMar>
+              <w:top w:w="110" w:type="dxa"/>
+              <w:bottom w:w="110" w:type="dxa"/>
+              <w:left w:w="140" w:type="dxa"/>
+              <w:right w:w="140" w:type="dxa"/>
+            </w:tcMar>
+          </w:tcPr>
+          <w:p>
+            <w:pPr>
+              <w:jc w:val="center"/>
+            </w:pPr>
+            <w:r/>
+            <w:r>
+              <w:rPr>
+                <w:rFonts w:ascii="맑은 고딕" w:hAnsi="맑은 고딕" w:eastAsia="맑은 고딕"/>
                 <w:b/>
                 <w:color w:val="FFFFFF"/>
                 <w:sz w:val="19"/>
@@ -514,61 +903,97 @@
       <w:tr>
         <w:tc>
           <w:tcPr>
-            <w:tcW w:type="dxa" w:w="3120"/>
+            <w:tcW w:type="dxa" w:w="2448"/>
+            <w:shd w:fill="FFFFFF"/>
             <w:tcMar>
-              <w:top w:w="100" w:type="dxa"/>
-              <w:bottom w:w="100" w:type="dxa"/>
-              <w:left w:w="110" w:type="dxa"/>
-              <w:right w:w="110" w:type="dxa"/>
+              <w:top w:w="90" w:type="dxa"/>
+              <w:bottom w:w="90" w:type="dxa"/>
+              <w:left w:w="140" w:type="dxa"/>
+              <w:right w:w="140" w:type="dxa"/>
             </w:tcMar>
           </w:tcPr>
           <w:p>
+            <w:r/>
             <w:r>
               <w:rPr>
-                <w:rFonts w:ascii="Malgun Gothic" w:hAnsi="Malgun Gothic"/>
-                <w:sz w:val="18"/>
+                <w:rFonts w:ascii="맑은 고딕" w:hAnsi="맑은 고딕" w:eastAsia="맑은 고딕"/>
+                <w:b w:val="0"/>
+                <w:color w:val="1E293B"/>
+                <w:sz w:val="19"/>
               </w:rPr>
-              <w:t>기술총괄 (수행사)</w:t>
+              <w:t>보고 책임자 (수행사)</w:t>
             </w:r>
           </w:p>
         </w:tc>
         <w:tc>
           <w:tcPr>
-            <w:tcW w:type="dxa" w:w="3120"/>
+            <w:tcW w:type="dxa" w:w="2448"/>
+            <w:shd w:fill="FFFFFF"/>
             <w:tcMar>
-              <w:top w:w="100" w:type="dxa"/>
-              <w:bottom w:w="100" w:type="dxa"/>
-              <w:left w:w="110" w:type="dxa"/>
-              <w:right w:w="110" w:type="dxa"/>
+              <w:top w:w="90" w:type="dxa"/>
+              <w:bottom w:w="90" w:type="dxa"/>
+              <w:left w:w="140" w:type="dxa"/>
+              <w:right w:w="140" w:type="dxa"/>
             </w:tcMar>
           </w:tcPr>
           <w:p>
+            <w:r/>
             <w:r>
               <w:rPr>
-                <w:rFonts w:ascii="Malgun Gothic" w:hAnsi="Malgun Gothic"/>
-                <w:sz w:val="18"/>
+                <w:rFonts w:ascii="맑은 고딕" w:hAnsi="맑은 고딕" w:eastAsia="맑은 고딕"/>
+                <w:b w:val="0"/>
+                <w:color w:val="1E293B"/>
+                <w:sz w:val="19"/>
               </w:rPr>
-              <w:t>주식회사 엠파시 기술총괄CTO [           ]</w:t>
+              <w:t>주식회사 엠파시 AI아키텍처실</w:t>
             </w:r>
           </w:p>
         </w:tc>
         <w:tc>
           <w:tcPr>
-            <w:tcW w:type="dxa" w:w="3120"/>
+            <w:tcW w:type="dxa" w:w="2448"/>
+            <w:shd w:fill="FFFFFF"/>
             <w:tcMar>
-              <w:top w:w="100" w:type="dxa"/>
-              <w:bottom w:w="100" w:type="dxa"/>
-              <w:left w:w="110" w:type="dxa"/>
-              <w:right w:w="110" w:type="dxa"/>
+              <w:top w:w="90" w:type="dxa"/>
+              <w:bottom w:w="90" w:type="dxa"/>
+              <w:left w:w="140" w:type="dxa"/>
+              <w:right w:w="140" w:type="dxa"/>
             </w:tcMar>
           </w:tcPr>
           <w:p>
+            <w:r/>
             <w:r>
               <w:rPr>
-                <w:rFonts w:ascii="Malgun Gothic" w:hAnsi="Malgun Gothic"/>
-                <w:sz w:val="18"/>
+                <w:rFonts w:ascii="맑은 고딕" w:hAnsi="맑은 고딕" w:eastAsia="맑은 고딕"/>
+                <w:b w:val="0"/>
+                <w:color w:val="1E293B"/>
+                <w:sz w:val="19"/>
               </w:rPr>
-              <w:t>(서명 또는 인)</w:t>
+              <w:t>수석 강 동 현</w:t>
+            </w:r>
+          </w:p>
+        </w:tc>
+        <w:tc>
+          <w:tcPr>
+            <w:tcW w:type="dxa" w:w="2448"/>
+            <w:shd w:fill="FFFFFF"/>
+            <w:tcMar>
+              <w:top w:w="90" w:type="dxa"/>
+              <w:bottom w:w="90" w:type="dxa"/>
+              <w:left w:w="140" w:type="dxa"/>
+              <w:right w:w="140" w:type="dxa"/>
+            </w:tcMar>
+          </w:tcPr>
+          <w:p>
+            <w:r/>
+            <w:r>
+              <w:rPr>
+                <w:rFonts w:ascii="맑은 고딕" w:hAnsi="맑은 고딕" w:eastAsia="맑은 고딕"/>
+                <w:b w:val="0"/>
+                <w:color w:val="1E293B"/>
+                <w:sz w:val="19"/>
+              </w:rPr>
+              <w:t>(서명 완료)</w:t>
             </w:r>
           </w:p>
         </w:tc>
@@ -576,61 +1001,97 @@
       <w:tr>
         <w:tc>
           <w:tcPr>
-            <w:tcW w:type="dxa" w:w="3120"/>
+            <w:tcW w:type="dxa" w:w="2448"/>
+            <w:shd w:fill="F8FAFC"/>
             <w:tcMar>
-              <w:top w:w="100" w:type="dxa"/>
-              <w:bottom w:w="100" w:type="dxa"/>
-              <w:left w:w="110" w:type="dxa"/>
-              <w:right w:w="110" w:type="dxa"/>
+              <w:top w:w="90" w:type="dxa"/>
+              <w:bottom w:w="90" w:type="dxa"/>
+              <w:left w:w="140" w:type="dxa"/>
+              <w:right w:w="140" w:type="dxa"/>
             </w:tcMar>
           </w:tcPr>
           <w:p>
+            <w:r/>
             <w:r>
               <w:rPr>
-                <w:rFonts w:ascii="Malgun Gothic" w:hAnsi="Malgun Gothic"/>
-                <w:sz w:val="18"/>
+                <w:rFonts w:ascii="맑은 고딕" w:hAnsi="맑은 고딕" w:eastAsia="맑은 고딕"/>
+                <w:b w:val="0"/>
+                <w:color w:val="1E293B"/>
+                <w:sz w:val="19"/>
               </w:rPr>
-              <w:t>운영책임자 (발주처)</w:t>
+              <w:t>확인 책임자 (발주처)</w:t>
             </w:r>
           </w:p>
         </w:tc>
         <w:tc>
           <w:tcPr>
-            <w:tcW w:type="dxa" w:w="3120"/>
+            <w:tcW w:type="dxa" w:w="2448"/>
+            <w:shd w:fill="F8FAFC"/>
             <w:tcMar>
-              <w:top w:w="100" w:type="dxa"/>
-              <w:bottom w:w="100" w:type="dxa"/>
-              <w:left w:w="110" w:type="dxa"/>
-              <w:right w:w="110" w:type="dxa"/>
+              <w:top w:w="90" w:type="dxa"/>
+              <w:bottom w:w="90" w:type="dxa"/>
+              <w:left w:w="140" w:type="dxa"/>
+              <w:right w:w="140" w:type="dxa"/>
             </w:tcMar>
           </w:tcPr>
           <w:p>
+            <w:r/>
             <w:r>
               <w:rPr>
-                <w:rFonts w:ascii="Malgun Gothic" w:hAnsi="Malgun Gothic"/>
-                <w:sz w:val="18"/>
+                <w:rFonts w:ascii="맑은 고딕" w:hAnsi="맑은 고딕" w:eastAsia="맑은 고딕"/>
+                <w:b w:val="0"/>
+                <w:color w:val="1E293B"/>
+                <w:sz w:val="19"/>
               </w:rPr>
-              <w:t>[고객사명] IT운영팀장 [           ]</w:t>
+              <w:t>주식회사 한빛글로벌 IT정보화팀</w:t>
             </w:r>
           </w:p>
         </w:tc>
         <w:tc>
           <w:tcPr>
-            <w:tcW w:type="dxa" w:w="3120"/>
+            <w:tcW w:type="dxa" w:w="2448"/>
+            <w:shd w:fill="F8FAFC"/>
             <w:tcMar>
-              <w:top w:w="100" w:type="dxa"/>
-              <w:bottom w:w="100" w:type="dxa"/>
-              <w:left w:w="110" w:type="dxa"/>
-              <w:right w:w="110" w:type="dxa"/>
+              <w:top w:w="90" w:type="dxa"/>
+              <w:bottom w:w="90" w:type="dxa"/>
+              <w:left w:w="140" w:type="dxa"/>
+              <w:right w:w="140" w:type="dxa"/>
             </w:tcMar>
           </w:tcPr>
           <w:p>
+            <w:r/>
             <w:r>
               <w:rPr>
-                <w:rFonts w:ascii="Malgun Gothic" w:hAnsi="Malgun Gothic"/>
-                <w:sz w:val="18"/>
+                <w:rFonts w:ascii="맑은 고딕" w:hAnsi="맑은 고딕" w:eastAsia="맑은 고딕"/>
+                <w:b w:val="0"/>
+                <w:color w:val="1E293B"/>
+                <w:sz w:val="19"/>
               </w:rPr>
-              <w:t>(서명 또는 인)</w:t>
+              <w:t>팀장 정 태 윤</w:t>
+            </w:r>
+          </w:p>
+        </w:tc>
+        <w:tc>
+          <w:tcPr>
+            <w:tcW w:type="dxa" w:w="2448"/>
+            <w:shd w:fill="F8FAFC"/>
+            <w:tcMar>
+              <w:top w:w="90" w:type="dxa"/>
+              <w:bottom w:w="90" w:type="dxa"/>
+              <w:left w:w="140" w:type="dxa"/>
+              <w:right w:w="140" w:type="dxa"/>
+            </w:tcMar>
+          </w:tcPr>
+          <w:p>
+            <w:r/>
+            <w:r>
+              <w:rPr>
+                <w:rFonts w:ascii="맑은 고딕" w:hAnsi="맑은 고딕" w:eastAsia="맑은 고딕"/>
+                <w:b w:val="0"/>
+                <w:color w:val="1E293B"/>
+                <w:sz w:val="19"/>
+              </w:rPr>
+              <w:t>(조치 확인)</w:t>
             </w:r>
           </w:p>
         </w:tc>
@@ -639,7 +1100,7 @@
     <w:p/>
     <w:sectPr>
       <w:pgSz w:w="12240" w:h="15840"/>
-      <w:pgMar w:top="1440" w:right="1440" w:bottom="1440" w:left="1440" w:header="720" w:footer="720" w:gutter="0"/>
+      <w:pgMar w:top="1152" w:right="1224" w:bottom="1152" w:left="1224" w:header="720" w:footer="720" w:gutter="0"/>
       <w:cols w:space="720"/>
       <w:docGrid w:linePitch="360"/>
     </w:sectPr>

--- a/public/templates/office/Phase5_장애발생보고서_Incident_Report.docx
+++ b/public/templates/office/Phase5_장애발생보고서_Incident_Report.docx
@@ -10,7 +10,7 @@
           <w:color w:val="2563EB"/>
           <w:sz w:val="17"/>
         </w:rPr>
-        <w:t>[엠파시 엔터프라이즈 표준 사업관리 서식] 문서번호: EMP-DOC-P5-08 | 사업명: 한빛글로벌 SyncGuard AI 시스템 구축</w:t>
+        <w:t>[엠파시 엔터프라이즈 표준 사업관리 서식] 문서번호: EMP-DOC-P5-08 | 사업명: 한빛글로벌 SyncFlow AI 시스템 구축</w:t>
       </w:r>
     </w:p>
     <w:p>
@@ -297,7 +297,7 @@
                 <w:color w:val="1E293B"/>
                 <w:sz w:val="19"/>
               </w:rPr>
-              <w:t>럭셔리마케팅팀 대용량 브로슈어 PDF(80MB, 60페이지) 15건 동시 심의 요청 시 대기열 지연 발생 (데이터 유실 0건)</w:t>
+              <w:t>핵심모듈구매조달팀 대용량 브로슈어 PDF(80MB, 60페이지) 15건 동시 검증 요청 시 대기열 지연 발생 (데이터 유실 0건)</w:t>
             </w:r>
           </w:p>
         </w:tc>
@@ -455,7 +455,7 @@
                 <w:color w:val="1E293B"/>
                 <w:sz w:val="19"/>
               </w:rPr>
-              <w:t>CloudWatch 알람 발생: syncguard-ai-worker 파드 메모리 사용률 88% 돌파 및 평균 심의 응답시간 28초로 상승</w:t>
+              <w:t>CloudWatch 알람 발생: syncflow-ai-worker 파드 메모리 사용률 88% 돌파 및 평균 검증 응답시간 28초로 상승</w:t>
             </w:r>
           </w:p>
         </w:tc>
@@ -677,7 +677,7 @@
                 <w:color w:val="1E293B"/>
                 <w:sz w:val="19"/>
               </w:rPr>
-              <w:t>큐 적체 15건 전량 심의 완료 및 평균 응답시간 7.2초로 정상화 확인, 현업 부서 정상화 공지</w:t>
+              <w:t>큐 적체 15건 전량 검증 완료 및 평균 응답시간 7.2초로 정상화 확인, 현업 부서 정상화 공지</w:t>
             </w:r>
           </w:p>
         </w:tc>
@@ -727,7 +727,7 @@
           <w:color w:val="1E293B"/>
           <w:sz w:val="20"/>
         </w:rPr>
-        <w:t>• Why 1: 왜 AI 심의 응답 시간이 28초로 지연되었는가? ➔ 워커 파드의 메모리 GC(가비지 컬렉션) 대기가 발생함.</w:t>
+        <w:t>• Why 1: 왜 AI 검증 응답 시간이 28초로 지연되었는가? ➔ 워커 파드의 메모리 GC(가비지 컬렉션) 대기가 발생함.</w:t>
       </w:r>
     </w:p>
     <w:p>
@@ -760,7 +760,7 @@
           <w:color w:val="1E293B"/>
           <w:sz w:val="20"/>
         </w:rPr>
-        <w:t>• 항구적 조치 완료(2026.10.20): ① PDF 파서를 10페이지 단위 스트리밍 청크 방식으로 패치하여 메모리 피크 65% 절감, ② 대용량 파일 전용 저우선순위 큐(Bulk Queue)와 단건 실시간 큐(Fast-Track Queue)를 물리 분리하여 단건 심의 SLA(15초 이내)를 100% 보장함.</w:t>
+        <w:t>• 항구적 조치 완료(2026.10.20): ① PDF 파서를 10페이지 단위 스트리밍 청크 방식으로 패치하여 메모리 피크 65% 절감, ② 대용량 파일 전용 저우선순위 큐(Bulk Queue)와 단건 실시간 큐(Fast-Track Queue)를 물리 분리하여 단건 검증 SLA(15초 이내)를 100% 보장함.</w:t>
       </w:r>
     </w:p>
     <w:p>
